--- a/backend/assets/contract-templates/acceptance-racekit.docx
+++ b/backend/assets/contract-templates/acceptance-racekit.docx
@@ -4,7 +4,6 @@
   <w:body>
     <w:p>
       <w:pPr>
-        <w:spacing w:after="120"/>
         <w:jc w:val="center"/>
       </w:pPr>
       <w:r>
@@ -17,386 +16,333 @@
     </w:p>
     <w:p>
       <w:pPr>
-        <w:spacing w:after="120"/>
-        <w:jc w:val="center"/>
-      </w:pPr>
-      <w:r>
-        <w:rPr>
-          <w:i/>
-          <w:iCs/>
-        </w:rPr>
-        <w:t xml:space="preserve">Độc lập – Tự do – Hạnh phúc</w:t>
-      </w:r>
-    </w:p>
-    <w:p>
-      <w:pPr>
-        <w:spacing w:after="120"/>
-      </w:pPr>
-      <w:r>
-        <w:t xml:space="preserve"/>
-      </w:r>
-    </w:p>
-    <w:p>
-      <w:pPr>
-        <w:spacing w:after="120"/>
         <w:jc w:val="center"/>
       </w:pPr>
       <w:r>
         <w:rPr>
           <w:b/>
           <w:bCs/>
-          <w:sz w:val="32"/>
-          <w:szCs w:val="32"/>
-        </w:rPr>
-        <w:t xml:space="preserve">BIÊN BẢN NGHIỆM THU &amp; THANH LÝ HỢP ĐỒNG (RACEKIT)</w:t>
-      </w:r>
-    </w:p>
-    <w:p>
-      <w:pPr>
-        <w:spacing w:after="120"/>
+        </w:rPr>
+        <w:t xml:space="preserve">Độc lập – Tự do – Hạnh phúc</w:t>
+      </w:r>
+    </w:p>
+    <w:p/>
+    <w:p>
+      <w:pPr>
+        <w:pStyle w:val="Heading1"/>
         <w:jc w:val="center"/>
-      </w:pPr>
-      <w:r>
-        <w:t xml:space="preserve">Số: {contractNumber}</w:t>
-      </w:r>
-    </w:p>
-    <w:p>
-      <w:pPr>
-        <w:spacing w:after="120"/>
-      </w:pPr>
-      <w:r>
-        <w:t xml:space="preserve"/>
-      </w:r>
-    </w:p>
-    <w:p>
-      <w:pPr>
-        <w:spacing w:after="120"/>
-      </w:pPr>
-      <w:r>
-        <w:t xml:space="preserve">Hôm nay, ngày {signDay} tháng {signMonth} năm {signYear}, chúng tôi gồm:</w:t>
-      </w:r>
-    </w:p>
-    <w:p>
-      <w:pPr>
-        <w:spacing w:after="120"/>
-      </w:pPr>
-      <w:r>
-        <w:t xml:space="preserve"/>
-      </w:r>
-    </w:p>
-    <w:p>
-      <w:pPr>
-        <w:spacing w:after="120"/>
       </w:pPr>
       <w:r>
         <w:rPr>
           <w:b/>
           <w:bCs/>
         </w:rPr>
-        <w:t xml:space="preserve">BÊN A (Bên sử dụng dịch vụ): {client.entityName}</w:t>
-      </w:r>
-    </w:p>
-    <w:p>
-      <w:pPr>
-        <w:spacing w:after="120"/>
-      </w:pPr>
-      <w:r>
-        <w:t xml:space="preserve">Địa chỉ: {client.address}</w:t>
-      </w:r>
-    </w:p>
-    <w:p>
-      <w:pPr>
-        <w:spacing w:after="120"/>
-      </w:pPr>
-      <w:r>
-        <w:t xml:space="preserve">Mã số thuế: {client.taxId}</w:t>
-      </w:r>
-    </w:p>
-    <w:p>
-      <w:pPr>
-        <w:spacing w:after="120"/>
-      </w:pPr>
-      <w:r>
-        <w:t xml:space="preserve">Đại diện: {client.representative} — Chức vụ: {client.position}</w:t>
-      </w:r>
-    </w:p>
-    <w:p>
-      <w:pPr>
-        <w:spacing w:after="120"/>
-      </w:pPr>
-      <w:r>
-        <w:t xml:space="preserve">Điện thoại: {client.phone}</w:t>
-      </w:r>
-    </w:p>
-    <w:p>
-      <w:pPr>
-        <w:spacing w:after="120"/>
-      </w:pPr>
-      <w:r>
-        <w:t xml:space="preserve"/>
-      </w:r>
-    </w:p>
-    <w:p>
-      <w:pPr>
-        <w:spacing w:after="120"/>
+        <w:t xml:space="preserve">BIÊN BẢN NGHIỆM THU</w:t>
+      </w:r>
+    </w:p>
+    <w:p>
+      <w:pPr>
+        <w:jc w:val="center"/>
+      </w:pPr>
+      <w:r>
+        <w:t xml:space="preserve">Hợp đồng số: {contractNumber}</w:t>
+      </w:r>
+    </w:p>
+    <w:p/>
+    <w:p>
+      <w:pPr>
+        <w:jc w:val="left"/>
+      </w:pPr>
+      <w:r>
+        <w:t xml:space="preserve">Hôm nay, ngày {acceptanceReport.reportDate}, đại diện hai bên gồm:</w:t>
+      </w:r>
+    </w:p>
+    <w:p/>
+    <w:p>
+      <w:pPr>
+        <w:jc w:val="left"/>
+      </w:pPr>
+      <w:r>
+        <w:t xml:space="preserve">BÊN A: {provider.entityName}</w:t>
+      </w:r>
+    </w:p>
+    <w:p>
+      <w:pPr>
+        <w:jc w:val="left"/>
+      </w:pPr>
+      <w:r>
+        <w:t xml:space="preserve">BÊN B: {client.entityName}</w:t>
+      </w:r>
+    </w:p>
+    <w:p/>
+    <w:p>
+      <w:pPr>
+        <w:jc w:val="left"/>
+      </w:pPr>
+      <w:r>
+        <w:t xml:space="preserve">Cùng tiến hành nghiệm thu hạng mục dịch vụ theo Hợp đồng nêu trên, kết quả như sau:</w:t>
+      </w:r>
+    </w:p>
+    <w:p/>
+    <w:p>
+      <w:pPr>
+        <w:jc w:val="left"/>
       </w:pPr>
       <w:r>
         <w:rPr>
           <w:b/>
           <w:bCs/>
         </w:rPr>
-        <w:t xml:space="preserve">BÊN B (Bên cung cấp dịch vụ): {provider.entityName}</w:t>
-      </w:r>
-    </w:p>
-    <w:p>
-      <w:pPr>
-        <w:spacing w:after="120"/>
-      </w:pPr>
-      <w:r>
-        <w:t xml:space="preserve">Địa chỉ: {provider.address}</w:t>
-      </w:r>
-    </w:p>
-    <w:p>
-      <w:pPr>
-        <w:spacing w:after="120"/>
-      </w:pPr>
-      <w:r>
-        <w:t xml:space="preserve">Mã số thuế: {provider.taxId}</w:t>
-      </w:r>
-    </w:p>
-    <w:p>
-      <w:pPr>
-        <w:spacing w:after="120"/>
-      </w:pPr>
-      <w:r>
-        <w:t xml:space="preserve">Đại diện: {provider.representative} — Chức vụ: {provider.position}</w:t>
-      </w:r>
-    </w:p>
-    <w:p>
-      <w:pPr>
-        <w:spacing w:after="120"/>
-      </w:pPr>
-      <w:r>
-        <w:t xml:space="preserve">Tài khoản: {provider.bankAccount} tại {provider.bankName}</w:t>
-      </w:r>
-    </w:p>
-    <w:p>
-      <w:pPr>
-        <w:spacing w:after="120"/>
-      </w:pPr>
-      <w:r>
-        <w:t xml:space="preserve"/>
-      </w:r>
-    </w:p>
-    <w:p>
-      <w:pPr>
-        <w:spacing w:after="120"/>
-      </w:pPr>
-      <w:r>
-        <w:t xml:space="preserve">Hai bên thống nhất ký kết hợp đồng với các nội dung sau:</w:t>
-      </w:r>
-    </w:p>
-    <w:p>
-      <w:pPr>
-        <w:spacing w:after="120"/>
-      </w:pPr>
-      <w:r>
-        <w:t xml:space="preserve"/>
-      </w:r>
-    </w:p>
-    <w:p>
-      <w:pPr>
-        <w:pStyle w:val="Heading1"/>
-        <w:spacing w:after="120" w:before="240"/>
-      </w:pPr>
-      <w:r>
-        <w:t xml:space="preserve">Điều 1. Nội dung nghiệm thu</w:t>
-      </w:r>
-    </w:p>
-    <w:p>
-      <w:pPr>
-        <w:spacing w:after="120"/>
-      </w:pPr>
-      <w:r>
-        <w:t xml:space="preserve">Bên B đã thực hiện cung cấp dịch vụ phục vụ chương trình giải chạy {raceName} do Bên A tổ chức.</w:t>
-      </w:r>
-    </w:p>
-    <w:p>
-      <w:pPr>
-        <w:pStyle w:val="Heading1"/>
-        <w:spacing w:after="120" w:before="240"/>
-      </w:pPr>
-      <w:r>
-        <w:t xml:space="preserve">Điều 2. Giá trị nghiệm thu</w:t>
-      </w:r>
-    </w:p>
-    <w:p>
-      <w:pPr>
-        <w:spacing w:after="120"/>
-      </w:pPr>
-      <w:r>
-        <w:t xml:space="preserve">Giá trị hợp đồng đã ký: {contractTotalAmount} VND</w:t>
-      </w:r>
-    </w:p>
-    <w:p>
-      <w:pPr>
-        <w:spacing w:after="120"/>
-      </w:pPr>
-      <w:r>
-        <w:t xml:space="preserve">Giá trị nghiệm thu thực tế: {actualTotalWithVat} VND</w:t>
-      </w:r>
-    </w:p>
-    <w:p>
-      <w:pPr>
-        <w:spacing w:after="120"/>
-      </w:pPr>
-      <w:r>
-        <w:t xml:space="preserve">{#actualValues}</w:t>
-      </w:r>
-    </w:p>
-    <w:p>
-      <w:pPr>
-        <w:spacing w:after="120"/>
-      </w:pPr>
-      <w:r>
-        <w:t xml:space="preserve">{stt}. {description} — SL: {quantity} — Đơn giá: {unitPrice} — Thành tiền: {amount}</w:t>
-      </w:r>
-    </w:p>
-    <w:p>
-      <w:pPr>
-        <w:spacing w:after="120"/>
-      </w:pPr>
-      <w:r>
-        <w:t xml:space="preserve">{/actualValues}</w:t>
-      </w:r>
-    </w:p>
-    <w:p>
-      <w:pPr>
-        <w:spacing w:after="120"/>
-      </w:pPr>
-      <w:r>
-        <w:t xml:space="preserve">Tổng tiền: {actualSubtotal} VND</w:t>
-      </w:r>
-    </w:p>
-    <w:p>
-      <w:pPr>
-        <w:spacing w:after="120"/>
-      </w:pPr>
-      <w:r>
-        <w:t xml:space="preserve">VAT ({vatRate}%): {actualVatAmount} VND</w:t>
-      </w:r>
-    </w:p>
-    <w:p>
-      <w:pPr>
-        <w:spacing w:after="120"/>
-      </w:pPr>
-      <w:r>
-        <w:t xml:space="preserve">Tổng tiền sau VAT: {actualTotalWithVat} VND</w:t>
-      </w:r>
-    </w:p>
-    <w:p>
-      <w:pPr>
-        <w:spacing w:after="120"/>
-      </w:pPr>
-      <w:r>
-        <w:t xml:space="preserve">Tạm ứng đã trả: {advancePaid} VND</w:t>
-      </w:r>
-    </w:p>
-    <w:p>
-      <w:pPr>
-        <w:spacing w:after="120"/>
+        <w:t xml:space="preserve">I. HẠNG MỤC THỰC TẾ</w:t>
+      </w:r>
+    </w:p>
+    <w:tbl>
+      <w:tblPr>
+        <w:tblW w:type="pct" w:w="100%"/>
+        <w:tblBorders>
+          <w:top w:val="single" w:color="auto" w:sz="4"/>
+          <w:left w:val="single" w:color="auto" w:sz="4"/>
+          <w:bottom w:val="single" w:color="auto" w:sz="4"/>
+          <w:right w:val="single" w:color="auto" w:sz="4"/>
+          <w:insideH w:val="single" w:color="auto" w:sz="4"/>
+          <w:insideV w:val="single" w:color="auto" w:sz="4"/>
+        </w:tblBorders>
+      </w:tblPr>
+      <w:tblGrid>
+        <w:gridCol w:w="100"/>
+        <w:gridCol w:w="100"/>
+        <w:gridCol w:w="100"/>
+        <w:gridCol w:w="100"/>
+        <w:gridCol w:w="100"/>
+        <w:gridCol w:w="100"/>
+      </w:tblGrid>
+      <w:tr>
+        <w:tc>
+          <w:p>
+            <w:r>
+              <w:rPr>
+                <w:b/>
+                <w:bCs/>
+              </w:rPr>
+              <w:t xml:space="preserve">STT</w:t>
+            </w:r>
+          </w:p>
+        </w:tc>
+        <w:tc>
+          <w:p>
+            <w:r>
+              <w:rPr>
+                <w:b/>
+                <w:bCs/>
+              </w:rPr>
+              <w:t xml:space="preserve">Mô tả</w:t>
+            </w:r>
+          </w:p>
+        </w:tc>
+        <w:tc>
+          <w:p>
+            <w:r>
+              <w:rPr>
+                <w:b/>
+                <w:bCs/>
+              </w:rPr>
+              <w:t xml:space="preserve">ĐVT</w:t>
+            </w:r>
+          </w:p>
+        </w:tc>
+        <w:tc>
+          <w:p>
+            <w:r>
+              <w:rPr>
+                <w:b/>
+                <w:bCs/>
+              </w:rPr>
+              <w:t xml:space="preserve">SL</w:t>
+            </w:r>
+          </w:p>
+        </w:tc>
+        <w:tc>
+          <w:p>
+            <w:r>
+              <w:rPr>
+                <w:b/>
+                <w:bCs/>
+              </w:rPr>
+              <w:t xml:space="preserve">Đơn giá</w:t>
+            </w:r>
+          </w:p>
+        </w:tc>
+        <w:tc>
+          <w:p>
+            <w:r>
+              <w:rPr>
+                <w:b/>
+                <w:bCs/>
+              </w:rPr>
+              <w:t xml:space="preserve">Thành tiền</w:t>
+            </w:r>
+          </w:p>
+        </w:tc>
+      </w:tr>
+      <w:tr>
+        <w:tc>
+          <w:p>
+            <w:r>
+              <w:t xml:space="preserve">{#acceptanceReport.actualValues}{stt}</w:t>
+            </w:r>
+          </w:p>
+        </w:tc>
+        <w:tc>
+          <w:p>
+            <w:r>
+              <w:t xml:space="preserve">{description}</w:t>
+            </w:r>
+          </w:p>
+        </w:tc>
+        <w:tc>
+          <w:p>
+            <w:r>
+              <w:t xml:space="preserve">{unit}</w:t>
+            </w:r>
+          </w:p>
+        </w:tc>
+        <w:tc>
+          <w:p>
+            <w:r>
+              <w:t xml:space="preserve">{quantity}</w:t>
+            </w:r>
+          </w:p>
+        </w:tc>
+        <w:tc>
+          <w:p>
+            <w:r>
+              <w:t xml:space="preserve">{unitPrice}</w:t>
+            </w:r>
+          </w:p>
+        </w:tc>
+        <w:tc>
+          <w:p>
+            <w:r>
+              <w:t xml:space="preserve">{amount}{/acceptanceReport.actualValues}</w:t>
+            </w:r>
+          </w:p>
+        </w:tc>
+      </w:tr>
+    </w:tbl>
+    <w:p/>
+    <w:p>
+      <w:pPr>
+        <w:jc w:val="left"/>
       </w:pPr>
       <w:r>
         <w:rPr>
           <w:b/>
           <w:bCs/>
         </w:rPr>
-        <w:t xml:space="preserve">Số tiền còn lại: {remainingBalance} VND</w:t>
-      </w:r>
-    </w:p>
-    <w:p>
-      <w:pPr>
-        <w:pStyle w:val="Heading1"/>
-        <w:spacing w:after="120" w:before="240"/>
-      </w:pPr>
-      <w:r>
-        <w:t xml:space="preserve">Điều 3. Kết luận</w:t>
-      </w:r>
-    </w:p>
-    <w:p>
-      <w:pPr>
-        <w:spacing w:after="120"/>
-      </w:pPr>
-      <w:r>
-        <w:t xml:space="preserve">Verdict: {verdict}</w:t>
-      </w:r>
-    </w:p>
-    <w:p>
-      <w:pPr>
-        <w:spacing w:after="120"/>
-      </w:pPr>
-      <w:r>
-        <w:t xml:space="preserve">Ghi chú: {notes}</w:t>
-      </w:r>
-    </w:p>
-    <w:p>
-      <w:pPr>
-        <w:spacing w:after="120"/>
-      </w:pPr>
-      <w:r>
-        <w:t xml:space="preserve"/>
-      </w:r>
-    </w:p>
-    <w:p>
-      <w:pPr>
-        <w:spacing w:after="120"/>
+        <w:t xml:space="preserve">II. TỔNG HỢP TÀI CHÍNH</w:t>
+      </w:r>
+    </w:p>
+    <w:p>
+      <w:pPr>
+        <w:jc w:val="left"/>
+      </w:pPr>
+      <w:r>
+        <w:t xml:space="preserve">Cộng (chưa VAT): {acceptanceReport.actualSubtotal} VND</w:t>
+      </w:r>
+    </w:p>
+    <w:p>
+      <w:pPr>
+        <w:jc w:val="left"/>
+      </w:pPr>
+      <w:r>
+        <w:t xml:space="preserve">VAT: {acceptanceReport.actualVatAmount} VND</w:t>
+      </w:r>
+    </w:p>
+    <w:p>
+      <w:pPr>
+        <w:jc w:val="left"/>
+      </w:pPr>
+      <w:r>
+        <w:t xml:space="preserve">Tổng (đã VAT): {acceptanceReport.actualTotalWithVat} VND</w:t>
+      </w:r>
+    </w:p>
+    <w:p>
+      <w:pPr>
+        <w:jc w:val="left"/>
+      </w:pPr>
+      <w:r>
+        <w:t xml:space="preserve">Chênh lệch vs HĐ: {acceptanceReport.diffAmount} VND</w:t>
+      </w:r>
+    </w:p>
+    <w:p>
+      <w:pPr>
+        <w:jc w:val="left"/>
+      </w:pPr>
+      <w:r>
+        <w:t xml:space="preserve">Đã tạm ứng: {acceptanceReport.advancePaid} VND</w:t>
+      </w:r>
+    </w:p>
+    <w:p>
+      <w:pPr>
+        <w:jc w:val="left"/>
       </w:pPr>
       <w:r>
         <w:rPr>
           <w:b/>
           <w:bCs/>
         </w:rPr>
-        <w:t xml:space="preserve">ĐẠI DIỆN BÊN A                                    ĐẠI DIỆN BÊN B</w:t>
-      </w:r>
-    </w:p>
-    <w:p>
-      <w:pPr>
-        <w:spacing w:after="120"/>
+        <w:t xml:space="preserve">Còn phải thanh toán: {acceptanceReport.remainingBalance} VND</w:t>
+      </w:r>
+    </w:p>
+    <w:p/>
+    <w:p>
+      <w:pPr>
+        <w:jc w:val="left"/>
+      </w:pPr>
+      <w:r>
+        <w:rPr>
+          <w:b/>
+          <w:bCs/>
+        </w:rPr>
+        <w:t xml:space="preserve">III. KẾT LUẬN</w:t>
+      </w:r>
+    </w:p>
+    <w:p>
+      <w:pPr>
+        <w:jc w:val="left"/>
+      </w:pPr>
+      <w:r>
+        <w:t xml:space="preserve">Kết quả nghiệm thu: {acceptanceReport.verdict}</w:t>
+      </w:r>
+    </w:p>
+    <w:p>
+      <w:pPr>
+        <w:jc w:val="left"/>
+      </w:pPr>
+      <w:r>
+        <w:t xml:space="preserve">Ghi chú: {acceptanceReport.notes}</w:t>
+      </w:r>
+    </w:p>
+    <w:p/>
+    <w:p/>
+    <w:p>
+      <w:pPr>
+        <w:jc w:val="center"/>
+      </w:pPr>
+      <w:r>
+        <w:rPr>
+          <w:b/>
+          <w:bCs/>
+        </w:rPr>
+        <w:t xml:space="preserve">ĐẠI DIỆN BÊN A                                ĐẠI DIỆN BÊN B</w:t>
+      </w:r>
+    </w:p>
+    <w:p>
+      <w:pPr>
+        <w:jc w:val="center"/>
       </w:pPr>
       <w:r>
         <w:t xml:space="preserve">(Ký tên, đóng dấu)                                (Ký tên, đóng dấu)</w:t>
-      </w:r>
-    </w:p>
-    <w:p>
-      <w:pPr>
-        <w:spacing w:after="120"/>
-      </w:pPr>
-      <w:r>
-        <w:t xml:space="preserve"/>
-      </w:r>
-    </w:p>
-    <w:p>
-      <w:pPr>
-        <w:spacing w:after="120"/>
-      </w:pPr>
-      <w:r>
-        <w:t xml:space="preserve"/>
-      </w:r>
-    </w:p>
-    <w:p>
-      <w:pPr>
-        <w:spacing w:after="120"/>
-      </w:pPr>
-      <w:r>
-        <w:t xml:space="preserve"/>
-      </w:r>
-    </w:p>
-    <w:p>
-      <w:pPr>
-        <w:spacing w:after="120"/>
-      </w:pPr>
-      <w:r>
-        <w:t xml:space="preserve">{client.representative}                            {provider.representative}</w:t>
       </w:r>
     </w:p>
     <w:sectPr>

--- a/backend/assets/contract-templates/acceptance-racekit.docx
+++ b/backend/assets/contract-templates/acceptance-racekit.docx
@@ -801,7 +801,7 @@
           <w:sz w:val="26"/>
           <w:szCs w:val="26"/>
         </w:rPr>
-        <w:t>36.180.000</w:t>
+        <w:t>{totalAmount}</w:t>
       </w:r>
       <w:r>
         <w:rPr>
@@ -875,7 +875,7 @@
           <w:sz w:val="26"/>
           <w:szCs w:val="26"/>
         </w:rPr>
-        <w:t>36.180.000</w:t>
+        <w:t>{totalAmount}</w:t>
       </w:r>
       <w:r>
         <w:rPr>
@@ -921,7 +921,7 @@
           <w:sz w:val="26"/>
           <w:szCs w:val="26"/>
         </w:rPr>
-        <w:t>36.180.000</w:t>
+        <w:t>{actualTotalWithVat}</w:t>
       </w:r>
       <w:r>
         <w:rPr>
@@ -1623,7 +1623,7 @@
           <w:sz w:val="26"/>
           <w:szCs w:val="26"/>
         </w:rPr>
-        <w:t xml:space="preserve">Tổng tiền:33.500.000 </w:t>
+        <w:t xml:space="preserve">Tổng tiền:{actualSubtotal} </w:t>
       </w:r>
       <w:r>
         <w:rPr>
@@ -1652,7 +1652,7 @@
           <w:sz w:val="26"/>
           <w:szCs w:val="26"/>
         </w:rPr>
-        <w:t xml:space="preserve">VAT: 2.680.000 </w:t>
+        <w:t xml:space="preserve">VAT: {actualVatAmount} </w:t>
       </w:r>
       <w:r>
         <w:rPr>
@@ -1681,7 +1681,7 @@
           <w:sz w:val="26"/>
           <w:szCs w:val="26"/>
         </w:rPr>
-        <w:t xml:space="preserve">Tổng tiền sau VAT: 36.180.000 </w:t>
+        <w:t xml:space="preserve">Tổng tiền sau VAT: {actualTotalWithVat} </w:t>
       </w:r>
       <w:r>
         <w:rPr>
@@ -1741,7 +1741,7 @@
           <w:sz w:val="26"/>
           <w:szCs w:val="26"/>
         </w:rPr>
-        <w:t xml:space="preserve">18.090.000 </w:t>
+        <w:t xml:space="preserve">{advancePaid} </w:t>
       </w:r>
       <w:r>
         <w:rPr>
@@ -1783,7 +1783,7 @@
           <w:sz w:val="26"/>
           <w:szCs w:val="26"/>
         </w:rPr>
-        <w:t>18.090.000</w:t>
+        <w:t>{advancePaid}</w:t>
       </w:r>
       <w:r>
         <w:rPr>
@@ -1881,7 +1881,7 @@
           <w:sz w:val="26"/>
           <w:szCs w:val="26"/>
         </w:rPr>
-        <w:t>18.090.000 VNĐ (Bằng chữ: Mười tám triệu không trăm chín mươi ngàn./.)</w:t>
+        <w:t>{advancePaid} VNĐ (Bằng chữ: Mười tám triệu không trăm chín mươi ngàn./.)</w:t>
       </w:r>
       <w:r>
         <w:rPr>
@@ -3227,7 +3227,7 @@
           <w:sz w:val="26"/>
           <w:szCs w:val="26"/>
         </w:rPr>
-        <w:t xml:space="preserve">Chúng tôi đề nghị Quý Công ty thanh toán cho chúng tôi giá trị còn lại của hợp đồng trên tương ứng với số tiền là: 18.090.000 VNĐ (Bằng chữ: Mười tám triệu không trăm chín mươi ngàn./.). Quý Công ty sẽ thanh toán ngay cho Chúng tôi ngau sau khi hai bên ký kết Biên bản nghiệm thu và thanh lý Hợp đồng nêu trên. </w:t>
+        <w:t xml:space="preserve">Chúng tôi đề nghị Quý Công ty thanh toán cho chúng tôi giá trị còn lại của hợp đồng trên tương ứng với số tiền là: {advancePaid} VNĐ (Bằng chữ: Mười tám triệu không trăm chín mươi ngàn./.). Quý Công ty sẽ thanh toán ngay cho Chúng tôi ngau sau khi hai bên ký kết Biên bản nghiệm thu và thanh lý Hợp đồng nêu trên. </w:t>
       </w:r>
     </w:p>
     <w:p>

--- a/backend/assets/contract-templates/acceptance-racekit.docx
+++ b/backend/assets/contract-templates/acceptance-racekit.docx
@@ -101,7 +101,7 @@
           <w:sz w:val="26"/>
           <w:szCs w:val="26"/>
         </w:rPr>
-        <w:t>10.04/2026/HĐDV/TAM-5BIB</w:t>
+        <w:t>{contractNumber}</w:t>
       </w:r>
     </w:p>
     <w:p>
@@ -129,7 +129,7 @@
           <w:sz w:val="26"/>
           <w:szCs w:val="26"/>
         </w:rPr>
-        <w:t>Căn cứ  theo Hợp đồng số 10.04/2026/HĐDV/TAM-5BIB ký ngày {signDay}/{signMonth}/{signYear} và Phụ lục số 01 của Hợp đồng số 10.04/2026/HĐDV/TAM-5BIB ký ngày  11/04/2026. giữa {client.entityName} và Công ty Cổ phần 5BIB về dịch vụ tính giờ</w:t>
+        <w:t>Căn cứ  theo Hợp đồng số {contractNumber} ký ngày {signDay}/{signMonth}/{signYear} và Phụ lục số 01 của Hợp đồng số {contractNumber} ký ngày  11/04/2026. giữa {client.entityName} và {provider.entityName} về vận hành racekit</w:t>
       </w:r>
     </w:p>
     <w:p>
@@ -517,7 +517,7 @@
           <w:sz w:val="26"/>
           <w:szCs w:val="26"/>
         </w:rPr>
-        <w:t>110398986  - tại MB chi nhánh Thụy Khuê</w:t>
+        <w:t>{provider.bankAccount}  - tại {provider.bankName}</w:t>
       </w:r>
     </w:p>
     <w:p>
@@ -819,7 +819,7 @@
           <w:sz w:val="24"/>
           <w:szCs w:val="24"/>
         </w:rPr>
-        <w:t>đồng (Bằng chữ: Ba mươi sáu triệu một trăm tám mươi nghìn đồng/.). Giá trị trên đã bao gồm thuế GTGT.</w:t>
+        <w:t>đồng (Bằng chữ: {totalAmountInWords}/.). Giá trị trên đã bao gồm thuế GTGT.</w:t>
       </w:r>
     </w:p>
     <w:p>
@@ -1783,7 +1783,7 @@
           <w:sz w:val="26"/>
           <w:szCs w:val="26"/>
         </w:rPr>
-        <w:t>{advancePaid}</w:t>
+        <w:t>{remainingBalance}</w:t>
       </w:r>
       <w:r>
         <w:rPr>
@@ -1799,7 +1799,7 @@
           <w:sz w:val="26"/>
           <w:szCs w:val="26"/>
         </w:rPr>
-        <w:t>Mười tám triệu không trăm chín mươi ngàn ./.)</w:t>
+        <w:t>{remainingBalanceInWords} ./.)</w:t>
       </w:r>
     </w:p>
     <w:p>
@@ -1881,7 +1881,7 @@
           <w:sz w:val="26"/>
           <w:szCs w:val="26"/>
         </w:rPr>
-        <w:t>{advancePaid} VNĐ (Bằng chữ: Mười tám triệu không trăm chín mươi ngàn./.)</w:t>
+        <w:t>{remainingBalance} VNĐ (Bằng chữ: {remainingBalanceInWords}./.)</w:t>
       </w:r>
       <w:r>
         <w:rPr>
@@ -1935,7 +1935,7 @@
           <w:sz w:val="26"/>
           <w:szCs w:val="26"/>
         </w:rPr>
-        <w:t>10.04/2026/HĐDV/TAM-5BIB</w:t>
+        <w:t>{contractNumber}</w:t>
       </w:r>
       <w:r>
         <w:rPr>
@@ -2791,7 +2791,7 @@
                     <w:sz w:val="26"/>
                     <w:szCs w:val="26"/>
                   </w:rPr>
-                  <w:t>CÔNG TY CỔ PHẦN 5BIB</w:t>
+                  <w:t>{provider.entityName}</w:t>
                 </w:r>
               </w:sdtContent>
             </w:sdt>
@@ -3038,7 +3038,7 @@
           <w:sz w:val="26"/>
           <w:szCs w:val="26"/>
         </w:rPr>
-        <w:t>Công ty Cổ phần 5BIB xin gửi lời cảm ơn chân thành đến Quý Công ty khi đã lựa chọn chúng tôi làm đơn vị hợp tác.</w:t>
+        <w:t>{provider.entityName} xin gửi lời cảm ơn chân thành đến Quý Công ty khi đã lựa chọn chúng tôi làm đơn vị hợp tác.</w:t>
       </w:r>
     </w:p>
     <w:p>
@@ -3105,7 +3105,7 @@
           <w:sz w:val="26"/>
           <w:szCs w:val="26"/>
         </w:rPr>
-        <w:t xml:space="preserve">10.04/2026/HĐDV/TAM-5BIB </w:t>
+        <w:t xml:space="preserve">{contractNumber} </w:t>
       </w:r>
       <w:r>
         <w:rPr>
@@ -3155,7 +3155,7 @@
           <w:sz w:val="26"/>
           <w:szCs w:val="26"/>
         </w:rPr>
-        <w:t xml:space="preserve">10.04/2026/HĐDV/TAM-5BIB </w:t>
+        <w:t xml:space="preserve">{contractNumber} </w:t>
       </w:r>
       <w:r>
         <w:rPr>
@@ -3227,7 +3227,7 @@
           <w:sz w:val="26"/>
           <w:szCs w:val="26"/>
         </w:rPr>
-        <w:t xml:space="preserve">Chúng tôi đề nghị Quý Công ty thanh toán cho chúng tôi giá trị còn lại của hợp đồng trên tương ứng với số tiền là: {advancePaid} VNĐ (Bằng chữ: Mười tám triệu không trăm chín mươi ngàn./.). Quý Công ty sẽ thanh toán ngay cho Chúng tôi ngau sau khi hai bên ký kết Biên bản nghiệm thu và thanh lý Hợp đồng nêu trên. </w:t>
+        <w:t xml:space="preserve">Chúng tôi đề nghị Quý Công ty thanh toán cho chúng tôi giá trị còn lại của hợp đồng trên tương ứng với số tiền là: {remainingBalance} VNĐ (Bằng chữ: {remainingBalanceInWords}./.). Quý Công ty sẽ thanh toán ngay cho Chúng tôi ngau sau khi hai bên ký kết Biên bản nghiệm thu và thanh lý Hợp đồng nêu trên. </w:t>
       </w:r>
     </w:p>
     <w:p>
@@ -3260,7 +3260,7 @@
           <w:sz w:val="26"/>
           <w:szCs w:val="26"/>
         </w:rPr>
-        <w:t>Công ty Cổ phần 5BIB kính đề nghị Quý Công ty thực hiện thanh toán cho Chúng tôi theo điều khoản trên bằng hình thức chuyển khoản.</w:t>
+        <w:t>{provider.entityName} kính đề nghị Quý Công ty thực hiện thanh toán cho Chúng tôi theo điều khoản trên bằng hình thức chuyển khoản.</w:t>
       </w:r>
     </w:p>
     <w:p>
@@ -3392,7 +3392,7 @@
                 <w:sz w:val="26"/>
                 <w:szCs w:val="26"/>
               </w:rPr>
-              <w:t>CÔNG TY CỔ PHẦN 5BIB</w:t>
+              <w:t>{provider.entityName}</w:t>
             </w:r>
           </w:p>
         </w:tc>
@@ -3470,7 +3470,7 @@
                 <w:sz w:val="26"/>
                 <w:szCs w:val="26"/>
               </w:rPr>
-              <w:t>110398986</w:t>
+              <w:t>{provider.bankAccount}</w:t>
             </w:r>
           </w:p>
         </w:tc>
@@ -3548,7 +3548,7 @@
                 <w:sz w:val="26"/>
                 <w:szCs w:val="26"/>
               </w:rPr>
-              <w:t>MB chi nhánh Thụy Khuê</w:t>
+              <w:t>{provider.bankName}</w:t>
             </w:r>
           </w:p>
         </w:tc>

--- a/backend/assets/contract-templates/acceptance-racekit.docx
+++ b/backend/assets/contract-templates/acceptance-racekit.docx
@@ -129,7 +129,7 @@
           <w:sz w:val="26"/>
           <w:szCs w:val="26"/>
         </w:rPr>
-        <w:t>Căn cứ  theo Hợp đồng số {contractNumber} ký ngày {signDay}/{signMonth}/{signYear} và Phụ lục số 01 của Hợp đồng số {contractNumber} ký ngày  11/04/2026. giữa {client.entityName} và {provider.entityName} về vận hành racekit</w:t>
+        <w:t>Căn cứ  theo Hợp đồng số {contractNumber} ký ngày {signDay}/{signMonth}/{signYear} và Phụ lục số 01 của Hợp đồng số {contractNumber} ký ngày {contractSignDate}. giữa {client.entityName} và {provider.entityName} về vận hành racekit</w:t>
       </w:r>
     </w:p>
     <w:p>
@@ -221,7 +221,7 @@
           <w:sz w:val="24"/>
           <w:szCs w:val="24"/>
         </w:rPr>
-        <w:t>{client.address}, Việt Nam</w:t>
+        <w:t>{client.address}</w:t>
       </w:r>
     </w:p>
     <w:p>
@@ -400,7 +400,7 @@
           <w:sz w:val="26"/>
           <w:szCs w:val="26"/>
         </w:rPr>
-        <w:t>{provider.address}, Thành phố Hà Nội</w:t>
+        <w:t>{provider.address}</w:t>
       </w:r>
     </w:p>
     <w:p>
@@ -618,7 +618,7 @@
           <w:sz w:val="24"/>
           <w:szCs w:val="24"/>
         </w:rPr>
-        <w:t>được tổ chức từ ngày 01/05/2026  đến 02/05/2026</w:t>
+        <w:t>được tổ chức từ ngày {eventStartDate} đến {eventEndDate}</w:t>
       </w:r>
     </w:p>
     <w:p>
@@ -744,7 +744,7 @@
           <w:sz w:val="24"/>
           <w:szCs w:val="24"/>
         </w:rPr>
-        <w:t xml:space="preserve"> do bên A tổ chức từ 01/05/2026  đến 02/05/2026 theo đúng như hợp đồng ký kết.</w:t>
+        <w:t xml:space="preserve"> do bên A tổ chức từ {eventStartDate} đến {eventEndDate} theo đúng như hợp đồng ký kết.</w:t>
       </w:r>
     </w:p>
     <w:p>
@@ -1991,7 +1991,7 @@
           <w:sz w:val="24"/>
           <w:szCs w:val="24"/>
         </w:rPr>
-        <w:t xml:space="preserve"> về việc cung cấp các thiết bị, dịch vụ phục vụ chương trình giải chạy được tổ chức từ ngày 01/05/2026  đến 02/05/2026 như các nội dung của Hợp đồng nêu trên.</w:t>
+        <w:t xml:space="preserve"> về việc cung cấp các thiết bị, dịch vụ phục vụ chương trình giải chạy được tổ chức từ ngày {eventStartDate} đến {eventEndDate} như các nội dung của Hợp đồng nêu trên.</w:t>
       </w:r>
     </w:p>
     <w:p>
@@ -3600,7 +3600,7 @@
           <w:sz w:val="26"/>
           <w:szCs w:val="26"/>
         </w:rPr>
-        <w:t>Hà Nội, ngày ….. tháng …. năm 2026</w:t>
+        <w:t>Hà Nội, ngày {signDay} tháng {signMonth} năm {signYear}</w:t>
       </w:r>
     </w:p>
     <w:p>

--- a/backend/assets/contract-templates/acceptance-racekit.docx
+++ b/backend/assets/contract-templates/acceptance-racekit.docx
@@ -1945,7 +1945,7 @@
           <w:sz w:val="24"/>
           <w:szCs w:val="24"/>
         </w:rPr>
-        <w:t xml:space="preserve"> ký ngày {signDay}/{signMonth}/{signYear} </w:t>
+        <w:t xml:space="preserve"> ký ngày {acceptanceSignDate} </w:t>
       </w:r>
       <w:r>
         <w:rPr>
@@ -3115,7 +3115,7 @@
           <w:sz w:val="26"/>
           <w:szCs w:val="26"/>
         </w:rPr>
-        <w:t xml:space="preserve"> ký ngày {signDay}/{signMonth}/{signYear}</w:t>
+        <w:t xml:space="preserve"> ký ngày {acceptanceSignDate}</w:t>
       </w:r>
     </w:p>
     <w:p>
@@ -3173,7 +3173,7 @@
           <w:sz w:val="26"/>
           <w:szCs w:val="26"/>
         </w:rPr>
-        <w:t>…….</w:t>
+        <w:t>{acceptanceSignDate}.</w:t>
       </w:r>
     </w:p>
     <w:p>
